--- a/ai-policy-legal-practice-template.docx
+++ b/ai-policy-legal-practice-template.docx
@@ -5382,27 +5382,27 @@
           <w:sz w:val="20"/>
           <w:szCs w:val="20"/>
         </w:rPr>
-        <w:t xml:space="preserve">8.8</w:t>
-      </w:r>
-      <w:r>
-        <w:rPr>
-          <w:rFonts w:ascii="Open Sans" w:cs="Open Sans" w:eastAsia="Open Sans" w:hAnsi="Open Sans"/>
-          <w:sz w:val="20"/>
-          <w:szCs w:val="20"/>
-        </w:rPr>
-        <w:t xml:space="preserve">	</w:t>
-      </w:r>
-      <w:r>
-        <w:rPr>
-          <w:rFonts w:ascii="Open Sans" w:cs="Open Sans" w:eastAsia="Open Sans" w:hAnsi="Open Sans"/>
-          <w:b w:val="false"/>
-          <w:bCs w:val="false"/>
-          <w:i w:val="false"/>
-          <w:iCs w:val="false"/>
-          <w:sz w:val="20"/>
-          <w:szCs w:val="20"/>
-        </w:rPr>
-        <w:t xml:space="preserve">A supplier retention period is not of itself publication, and it is not training. The absence of a zero retention arrangement therefore does not prevent satisfaction under clause 8.3, and on some subscription tiers such an arrangement is not offered at all. Where it is unavailable, satisfaction rests on three things instead: the contractual term that inputs and outputs are not used to train any model and are not made publicly available, the closure of every channel that retains material for longer than the ordinary session, and the practice being able to show from its own records that material was sent, when, by whom and to which endpoint. Where the content itself must be recoverable, that record is made under clause 17 on the matter file, or by configuring the practice's telemetry to retain content, and Schedule 8 records which applies to each application. Part E of that schedule records the consequences of the tier the practice holds.</w:t>
+        <w:t>8.8</w:t>
+        <w:tab/>
+        <w:t>A supplier retention period is not of itself publication, and it is not training. The absence of a zero retention arrangement therefore does not prevent satisfaction under clause 8.3, and on some subscription tiers such an arrangement is not offered at all. Where it is unavailable, satisfaction rests on three things instead: the contractual term that inputs and outputs are not used to train any model and are not made publicly available, the closure of every channel that retains material for longer than the ordinary session, and the practice being able to show from its own records that material was sent, when, by whom and to which endpoint. Where the content itself must be recoverable, that record is made under clause 17 on the matter file, or by configuring the practice's telemetry to retain content, and Schedule 8 records which applies to each application. Part E of that schedule records the consequences of the tier the practice holds. The proposition in this clause that a retention period is neither publication nor training is a conclusion this practice has reached on the wording of the instruments at Schedule 5, and not a statement of fact by any supplier. It is to be approved by the principal, recorded with the date of approval, and reconsidered whenever those instruments are amended or the supplier's terms change. A practice adopting this template must reach its own view rather than inherit this one.</w:t>
+      </w:r>
+      <w:r>
+        <w:rPr>
+          <w:rFonts w:ascii="Open Sans" w:cs="Open Sans" w:eastAsia="Open Sans" w:hAnsi="Open Sans"/>
+          <w:sz w:val="20"/>
+          <w:szCs w:val="20"/>
+        </w:rPr>
+      </w:r>
+      <w:r>
+        <w:rPr>
+          <w:rFonts w:ascii="Open Sans" w:cs="Open Sans" w:eastAsia="Open Sans" w:hAnsi="Open Sans"/>
+          <w:b w:val="false"/>
+          <w:bCs w:val="false"/>
+          <w:i w:val="false"/>
+          <w:iCs w:val="false"/>
+          <w:sz w:val="20"/>
+          <w:szCs w:val="20"/>
+        </w:rPr>
       </w:r>
     </w:p>
     <w:p>
@@ -12961,6 +12961,26 @@
         <w:t xml:space="preserve">To be completed with the instruments in force in each jurisdiction in which the practice appears, and checked at each review. The entries below were current when this template was prepared and must be verified before the policy is adopted.</w:t>
       </w:r>
     </w:p>
+    <w:p>
+      <w:pPr>
+        <w:spacing w:after="200" w:line="240"/>
+        <w:ind w:left="340" w:right="340"/>
+        <w:jc w:val="both"/>
+      </w:pPr>
+      <w:r>
+        <w:rPr>
+          <w:rFonts w:ascii="Open Sans" w:cs="Open Sans" w:eastAsia="Open Sans" w:hAnsi="Open Sans"/>
+          <w:b w:val="false"/>
+          <w:bCs w:val="false"/>
+          <w:i/>
+          <w:iCs/>
+          <w:color w:val="595959"/>
+          <w:sz w:val="19"/>
+          <w:szCs w:val="19"/>
+        </w:rPr>
+        <w:t>An instrument is only as current as the date it was last checked. Each row carries that date and the person who checked it, and a row without one is to be treated as unverified. These instruments are amended, and several already have been, so a paragraph number relied on elsewhere in this policy may move.</w:t>
+      </w:r>
+    </w:p>
     <w:tbl>
       <w:tblPr>
         <w:tblW w:type="dxa" w:w="8800"/>
@@ -12977,6 +12997,7 @@
         <w:gridCol w:w="1900"/>
         <w:gridCol w:w="4700"/>
         <w:gridCol w:w="2200"/>
+        <w:gridCol w:w="1900"/>
       </w:tblGrid>
       <w:tr>
         <w:trPr>
@@ -13087,6 +13108,16 @@
             </w:r>
           </w:p>
         </w:tc>
+        <w:tc>
+          <w:tcPr>
+            <w:tcW w:type="dxa" w:w="1900"/>
+          </w:tcPr>
+          <w:p>
+            <w:r>
+              <w:t>Source, and date last checked</w:t>
+            </w:r>
+          </w:p>
+        </w:tc>
       </w:tr>
       <w:tr>
         <w:trPr>
@@ -13194,6 +13225,18 @@
             </w:r>
           </w:p>
         </w:tc>
+        <w:tc>
+          <w:tcPr>
+            <w:tcW w:type="dxa" w:w="1900"/>
+          </w:tcPr>
+          <w:p>
+            <w:r>
+              <w:t>supremecourt.nsw.gov.au/documents/Practice-and-Procedure/Practice-Notes/general/current/PN_SC_Gen_23.pdf</w:t>
+              <w:br/>
+              <w:t>Checked [date] by [name]</w:t>
+            </w:r>
+          </w:p>
+        </w:tc>
       </w:tr>
       <w:tr>
         <w:trPr>
@@ -13301,6 +13344,18 @@
             </w:r>
           </w:p>
         </w:tc>
+        <w:tc>
+          <w:tcPr>
+            <w:tcW w:type="dxa" w:w="1900"/>
+          </w:tcPr>
+          <w:p>
+            <w:r>
+              <w:t>[URL to be recorded]</w:t>
+              <w:br/>
+              <w:t>Checked [date] by [name]</w:t>
+            </w:r>
+          </w:p>
+        </w:tc>
       </w:tr>
       <w:tr>
         <w:trPr>
@@ -13408,6 +13463,18 @@
             </w:r>
           </w:p>
         </w:tc>
+        <w:tc>
+          <w:tcPr>
+            <w:tcW w:type="dxa" w:w="1900"/>
+          </w:tcPr>
+          <w:p>
+            <w:r>
+              <w:t>fedcourt.gov.au/law-and-practice/practice-documents/practice-notes/gpn-ai</w:t>
+              <w:br/>
+              <w:t>Checked [date] by [name]</w:t>
+            </w:r>
+          </w:p>
+        </w:tc>
       </w:tr>
       <w:tr>
         <w:trPr>
@@ -13515,6 +13582,18 @@
             </w:r>
           </w:p>
         </w:tc>
+        <w:tc>
+          <w:tcPr>
+            <w:tcW w:type="dxa" w:w="1900"/>
+          </w:tcPr>
+          <w:p>
+            <w:r>
+              <w:t>fcfcoa.gov.au/pd/pd-ai</w:t>
+              <w:br/>
+              <w:t>Checked [date] by [name]</w:t>
+            </w:r>
+          </w:p>
+        </w:tc>
       </w:tr>
       <w:tr>
         <w:trPr>
@@ -13622,6 +13701,18 @@
             </w:r>
           </w:p>
         </w:tc>
+        <w:tc>
+          <w:tcPr>
+            <w:tcW w:type="dxa" w:w="1900"/>
+          </w:tcPr>
+          <w:p>
+            <w:r>
+              <w:t>supremecourt.vic.gov.au/areas/legal-resources/practice-notes</w:t>
+              <w:br/>
+              <w:t>Checked [date] by [name]</w:t>
+            </w:r>
+          </w:p>
+        </w:tc>
       </w:tr>
       <w:tr>
         <w:trPr>
@@ -13729,6 +13820,18 @@
             </w:r>
           </w:p>
         </w:tc>
+        <w:tc>
+          <w:tcPr>
+            <w:tcW w:type="dxa" w:w="1900"/>
+          </w:tcPr>
+          <w:p>
+            <w:r>
+              <w:t>supremecourt.vic.gov.au/areas/legal-resources/practice-notes</w:t>
+              <w:br/>
+              <w:t>Checked [date] by [name]</w:t>
+            </w:r>
+          </w:p>
+        </w:tc>
       </w:tr>
       <w:tr>
         <w:trPr>
@@ -13833,6 +13936,18 @@
                 <w:szCs w:val="19"/>
               </w:rPr>
               <w:t xml:space="preserve"/>
+            </w:r>
+          </w:p>
+        </w:tc>
+        <w:tc>
+          <w:tcPr>
+            <w:tcW w:type="dxa" w:w="1900"/>
+          </w:tcPr>
+          <w:p>
+            <w:r>
+              <w:t>[URL to be recorded]</w:t>
+              <w:br/>
+              <w:t>Checked [date] by [name]</w:t>
             </w:r>
           </w:p>
         </w:tc>
@@ -15044,6 +15159,26 @@
           <w:szCs w:val="19"/>
         </w:rPr>
         <w:t xml:space="preserve">Maintained by the AI Officer and reviewed quarterly. An application not listed here is not approved. Entries record the position established at the date of the last review; every claim about training, retention and data location must be traceable to the evidence file kept under clause 6.11, and not to a supplier's marketing material. Settings named below were verified against supplier documentation at the date of review and are renamed by suppliers more often than this policy is amended.</w:t>
+      </w:r>
+    </w:p>
+    <w:p>
+      <w:pPr>
+        <w:spacing w:after="200" w:line="240"/>
+        <w:ind w:left="340" w:right="340"/>
+        <w:jc w:val="both"/>
+      </w:pPr>
+      <w:r>
+        <w:rPr>
+          <w:rFonts w:ascii="Open Sans" w:cs="Open Sans" w:eastAsia="Open Sans" w:hAnsi="Open Sans"/>
+          <w:b w:val="false"/>
+          <w:bCs w:val="false"/>
+          <w:i/>
+          <w:iCs/>
+          <w:color w:val="595959"/>
+          <w:sz w:val="19"/>
+          <w:szCs w:val="19"/>
+        </w:rPr>
+        <w:t>Three kinds of statement appear in this schedule and must not be read alike. A supplier fact is something the supplier states and the evidence file records, such as a retention period or a processing location; it is verified against the executed agreement, not against marketing material, and it changes when the contract changes. A deployment fact is something true of this practice's own arrangements, such as the tier held or the region configured; a practice adopting this template must replace every one of them. A conclusion is the practice's own view of what the instruments require, and carries the date it was approved and by whom. Where an entry below mixes them, the supplier fact is the part that must be traceable to the evidence file under clause 6.11.</w:t>
       </w:r>
     </w:p>
     <w:p>
@@ -18134,7 +18269,7 @@
           <w:sz w:val="20"/>
           <w:szCs w:val="20"/>
         </w:rPr>
-        <w:t xml:space="preserve">The practice holds a Team subscription for its general assistant. A zero retention arrangement is not offered on that tier, so retention by the supplier is thirty days and cannot be shortened by configuration. That is the fixed premise for the rest of this schedule, and it is recorded here rather than in the body of the policy because it will change if the practice changes tier.</w:t>
+        <w:t>This Part is a worked example of one practice's arrangements, not a statement of the template's position, and every fact in it must be replaced on adoption. A practice on a different tier, or using Amazon Bedrock, Google Cloud, Microsoft-hosted models or its own cloud tenancy, will inherit conclusions that are wrong for it if this Part is left as written. The worked example follows. The practice holds a Team subscription for its general assistant. A zero retention arrangement is not offered on that tier, so retention by the supplier is thirty days and cannot be shortened by configuration. That is the fixed premise for the rest of this schedule, and it is recorded here rather than in the body of the policy because it will change if the practice changes tier.</w:t>
       </w:r>
     </w:p>
     <w:p>

--- a/ai-policy-legal-practice-template.docx
+++ b/ai-policy-legal-practice-template.docx
@@ -4588,7 +4588,7 @@
           <w:sz w:val="21"/>
           <w:szCs w:val="21"/>
         </w:rPr>
-        <w:t xml:space="preserve">A tool must not be used to draft or prepare the content of an expert report, or any part of one, without prior leave of the court where leave is required. See clause 11.</w:t>
+        <w:t>A tool must not be used to draft or prepare the content of an expert report, or any part of one. This prohibition is absolute and is not cured by leave of the court. See clause 11 for an expert's own use of a tool.</w:t>
       </w:r>
     </w:p>
     <w:p>

--- a/ai-policy-legal-practice-template.docx
+++ b/ai-policy-legal-practice-template.docx
@@ -62,6 +62,7 @@
       <w:tr>
         <w:trPr>
           <w:tblHeader/>
+          <w:cantSplit/>
         </w:trPr>
         <w:tc>
           <w:tcPr>
@@ -207,6 +208,7 @@
       <w:tr>
         <w:trPr>
           <w:tblHeader w:val="false"/>
+          <w:cantSplit/>
         </w:trPr>
         <w:tc>
           <w:tcPr>
@@ -348,6 +350,7 @@
       <w:tr>
         <w:trPr>
           <w:tblHeader w:val="false"/>
+          <w:cantSplit/>
         </w:trPr>
         <w:tc>
           <w:tcPr>
@@ -489,6 +492,7 @@
       <w:tr>
         <w:trPr>
           <w:tblHeader w:val="false"/>
+          <w:cantSplit/>
         </w:trPr>
         <w:tc>
           <w:tcPr>
@@ -630,6 +634,7 @@
       <w:tr>
         <w:trPr>
           <w:tblHeader w:val="false"/>
+          <w:cantSplit/>
         </w:trPr>
         <w:tc>
           <w:tcPr>
@@ -771,6 +776,7 @@
       <w:tr>
         <w:trPr>
           <w:tblHeader w:val="false"/>
+          <w:cantSplit/>
         </w:trPr>
         <w:tc>
           <w:tcPr>
@@ -949,6 +955,7 @@
     </w:p>
     <w:p>
       <w:pPr>
+        <w:pageBreakBefore/>
         <w:spacing w:after="140" w:before="200"/>
       </w:pPr>
       <w:r>
@@ -5366,7 +5373,7 @@
           <w:sz w:val="21"/>
           <w:szCs w:val="21"/>
         </w:rPr>
-        <w:t xml:space="preserve">A supplier retention period is not of itself publication, and it is not training. On that construction, which follows from the text of the instrument but has not been the subject of decision, the absence of a zero retention arrangement does not prevent satisfaction under clause 8.3, and on some subscription tiers such an arrangement is not offered at all. Where it is unavailable, satisfaction rests on three things instead: the contractual term that inputs and outputs are not used to train any model and are not made publicly available, the closure of every channel that retains material for longer than the ordinary session, and the practice being able to show from its own records that material was sent, when, by whom and to which endpoint. Where the content itself must be recoverable, that record is made under clause 17 on the matter file, or by configuring the practice's telemetry to retain content, and Schedule 8 records which applies to each application. Part E of that schedule records the consequences of the tier the practice holds.</w:t>
+        <w:t>A supplier retention period is not of itself publication, and it is not training. On that construction, which follows from the text of the instrument but has not been the subject of decision, the absence of a zero retention arrangement does not prevent satisfaction under clause 8.3, and on some subscription tiers such an arrangement is not offered at all. Where it is unavailable, satisfaction rests on three things instead: the contractual term that inputs and outputs are not used to train any model and are not made publicly available, the closure of every channel that retains material for longer than the ordinary session, and the practice being able to show from its own records that material was sent, when, by whom and to which endpoint. Where the content itself must be recoverable, that record is made under clause 17 on the matter file, or by configuring the practice's telemetry to retain content, and Schedule 8 records which applies to each application. Part E of that schedule records the consequences of the tier the practice holds. This is an interpretive conclusion, not a supplier fact. The responsible principal must approve its application to the actual deployment and record that approval and its date in the tool evidence file before restricted information is used.</w:t>
       </w:r>
     </w:p>
     <w:p>
@@ -8420,7 +8427,7 @@
           <w:sz w:val="21"/>
           <w:szCs w:val="21"/>
         </w:rPr>
-        <w:t xml:space="preserve">The record required by this clause is the record made on the matter file. The local session cache and the practice's telemetry are operational records, are retained for shorter periods, and are not a substitute for it. Where an application is configured so that no automatic record of content is kept, that is noted in Schedule 8 against the application.</w:t>
+        <w:t>The record required by this clause is the record made on the matter file. The local session cache and the practice's telemetry are operational records, are retained for shorter periods, and are not a substitute for it. Where an application is configured so that no automatic record of content is kept, that is noted in Schedule 8 against the application. Where a session transcript is copied automatically into the matter folder, it is a convenience copy held with that matter's records and does not replace the structured record required by clause 17.2. The practice must verify successful filing before relying on the copy.</w:t>
       </w:r>
     </w:p>
     <w:p>
@@ -9569,6 +9576,7 @@
       <w:tr>
         <w:trPr>
           <w:tblHeader/>
+          <w:cantSplit/>
         </w:trPr>
         <w:tc>
           <w:tcPr>
@@ -9784,6 +9792,7 @@
       <w:tr>
         <w:trPr>
           <w:tblHeader w:val="false"/>
+          <w:cantSplit/>
         </w:trPr>
         <w:tc>
           <w:tcPr>
@@ -10095,6 +10104,7 @@
       <w:tr>
         <w:trPr>
           <w:tblHeader w:val="false"/>
+          <w:cantSplit/>
         </w:trPr>
         <w:tc>
           <w:tcPr>
@@ -10304,6 +10314,7 @@
       <w:tr>
         <w:trPr>
           <w:tblHeader w:val="false"/>
+          <w:cantSplit/>
         </w:trPr>
         <w:tc>
           <w:tcPr>
@@ -10613,6 +10624,7 @@
       <w:tr>
         <w:trPr>
           <w:tblHeader/>
+          <w:cantSplit/>
         </w:trPr>
         <w:tc>
           <w:tcPr>
@@ -10688,6 +10700,7 @@
       <w:tr>
         <w:trPr>
           <w:tblHeader w:val="false"/>
+          <w:cantSplit/>
         </w:trPr>
         <w:tc>
           <w:tcPr>
@@ -10761,6 +10774,7 @@
       <w:tr>
         <w:trPr>
           <w:tblHeader w:val="false"/>
+          <w:cantSplit/>
         </w:trPr>
         <w:tc>
           <w:tcPr>
@@ -10834,6 +10848,7 @@
       <w:tr>
         <w:trPr>
           <w:tblHeader w:val="false"/>
+          <w:cantSplit/>
         </w:trPr>
         <w:tc>
           <w:tcPr>
@@ -10907,6 +10922,7 @@
       <w:tr>
         <w:trPr>
           <w:tblHeader w:val="false"/>
+          <w:cantSplit/>
         </w:trPr>
         <w:tc>
           <w:tcPr>
@@ -10980,6 +10996,7 @@
       <w:tr>
         <w:trPr>
           <w:tblHeader w:val="false"/>
+          <w:cantSplit/>
         </w:trPr>
         <w:tc>
           <w:tcPr>
@@ -11053,6 +11070,7 @@
       <w:tr>
         <w:trPr>
           <w:tblHeader w:val="false"/>
+          <w:cantSplit/>
         </w:trPr>
         <w:tc>
           <w:tcPr>
@@ -11126,6 +11144,7 @@
       <w:tr>
         <w:trPr>
           <w:tblHeader w:val="false"/>
+          <w:cantSplit/>
         </w:trPr>
         <w:tc>
           <w:tcPr>
@@ -11199,6 +11218,7 @@
       <w:tr>
         <w:trPr>
           <w:tblHeader w:val="false"/>
+          <w:cantSplit/>
         </w:trPr>
         <w:tc>
           <w:tcPr>
@@ -11289,6 +11309,7 @@
       <w:tr>
         <w:trPr>
           <w:tblHeader w:val="false"/>
+          <w:cantSplit/>
         </w:trPr>
         <w:tc>
           <w:tcPr>
@@ -11362,6 +11383,7 @@
       <w:tr>
         <w:trPr>
           <w:tblHeader w:val="false"/>
+          <w:cantSplit/>
         </w:trPr>
         <w:tc>
           <w:tcPr>
@@ -11435,6 +11457,7 @@
       <w:tr>
         <w:trPr>
           <w:tblHeader w:val="false"/>
+          <w:cantSplit/>
         </w:trPr>
         <w:tc>
           <w:tcPr>
@@ -11508,6 +11531,7 @@
       <w:tr>
         <w:trPr>
           <w:tblHeader w:val="false"/>
+          <w:cantSplit/>
         </w:trPr>
         <w:tc>
           <w:tcPr>
@@ -12058,6 +12082,7 @@
       <w:tr>
         <w:trPr>
           <w:tblHeader/>
+          <w:cantSplit/>
         </w:trPr>
         <w:tc>
           <w:tcPr>
@@ -12133,6 +12158,7 @@
       <w:tr>
         <w:trPr>
           <w:tblHeader w:val="false"/>
+          <w:cantSplit/>
         </w:trPr>
         <w:tc>
           <w:tcPr>
@@ -12206,6 +12232,7 @@
       <w:tr>
         <w:trPr>
           <w:tblHeader w:val="false"/>
+          <w:cantSplit/>
         </w:trPr>
         <w:tc>
           <w:tcPr>
@@ -12296,6 +12323,7 @@
       <w:tr>
         <w:trPr>
           <w:tblHeader w:val="false"/>
+          <w:cantSplit/>
         </w:trPr>
         <w:tc>
           <w:tcPr>
@@ -12369,6 +12397,7 @@
       <w:tr>
         <w:trPr>
           <w:tblHeader w:val="false"/>
+          <w:cantSplit/>
         </w:trPr>
         <w:tc>
           <w:tcPr>
@@ -12442,6 +12471,7 @@
       <w:tr>
         <w:trPr>
           <w:tblHeader w:val="false"/>
+          <w:cantSplit/>
         </w:trPr>
         <w:tc>
           <w:tcPr>
@@ -12515,6 +12545,7 @@
       <w:tr>
         <w:trPr>
           <w:tblHeader w:val="false"/>
+          <w:cantSplit/>
         </w:trPr>
         <w:tc>
           <w:tcPr>
@@ -12622,6 +12653,7 @@
       <w:tr>
         <w:trPr>
           <w:tblHeader w:val="false"/>
+          <w:cantSplit/>
         </w:trPr>
         <w:tc>
           <w:tcPr>
@@ -12695,6 +12727,7 @@
       <w:tr>
         <w:trPr>
           <w:tblHeader w:val="false"/>
+          <w:cantSplit/>
         </w:trPr>
         <w:tc>
           <w:tcPr>
@@ -12768,6 +12801,7 @@
       <w:tr>
         <w:trPr>
           <w:tblHeader w:val="false"/>
+          <w:cantSplit/>
         </w:trPr>
         <w:tc>
           <w:tcPr>
@@ -12841,6 +12875,7 @@
       <w:tr>
         <w:trPr>
           <w:tblHeader w:val="false"/>
+          <w:cantSplit/>
         </w:trPr>
         <w:tc>
           <w:tcPr>
@@ -13000,6 +13035,7 @@
       <w:tr>
         <w:trPr>
           <w:tblHeader/>
+          <w:cantSplit/>
         </w:trPr>
         <w:tc>
           <w:tcPr>
@@ -13120,6 +13156,7 @@
       <w:tr>
         <w:trPr>
           <w:tblHeader w:val="false"/>
+          <w:cantSplit/>
         </w:trPr>
         <w:tc>
           <w:tcPr>
@@ -13239,6 +13276,7 @@
       <w:tr>
         <w:trPr>
           <w:tblHeader w:val="false"/>
+          <w:cantSplit/>
         </w:trPr>
         <w:tc>
           <w:tcPr>
@@ -13358,6 +13396,7 @@
       <w:tr>
         <w:trPr>
           <w:tblHeader w:val="false"/>
+          <w:cantSplit/>
         </w:trPr>
         <w:tc>
           <w:tcPr>
@@ -13477,6 +13516,7 @@
       <w:tr>
         <w:trPr>
           <w:tblHeader w:val="false"/>
+          <w:cantSplit/>
         </w:trPr>
         <w:tc>
           <w:tcPr>
@@ -13596,6 +13636,7 @@
       <w:tr>
         <w:trPr>
           <w:tblHeader w:val="false"/>
+          <w:cantSplit/>
         </w:trPr>
         <w:tc>
           <w:tcPr>
@@ -13715,6 +13756,7 @@
       <w:tr>
         <w:trPr>
           <w:tblHeader w:val="false"/>
+          <w:cantSplit/>
         </w:trPr>
         <w:tc>
           <w:tcPr>
@@ -13834,6 +13876,7 @@
       <w:tr>
         <w:trPr>
           <w:tblHeader w:val="false"/>
+          <w:cantSplit/>
         </w:trPr>
         <w:tc>
           <w:tcPr>
@@ -14056,6 +14099,7 @@
       <w:tr>
         <w:trPr>
           <w:tblHeader/>
+          <w:cantSplit/>
         </w:trPr>
         <w:tc>
           <w:tcPr>
@@ -14166,6 +14210,7 @@
       <w:tr>
         <w:trPr>
           <w:tblHeader w:val="false"/>
+          <w:cantSplit/>
         </w:trPr>
         <w:tc>
           <w:tcPr>
@@ -14273,6 +14318,7 @@
       <w:tr>
         <w:trPr>
           <w:tblHeader w:val="false"/>
+          <w:cantSplit/>
         </w:trPr>
         <w:tc>
           <w:tcPr>
@@ -14380,6 +14426,7 @@
       <w:tr>
         <w:trPr>
           <w:tblHeader w:val="false"/>
+          <w:cantSplit/>
         </w:trPr>
         <w:tc>
           <w:tcPr>
@@ -14487,6 +14534,7 @@
       <w:tr>
         <w:trPr>
           <w:tblHeader w:val="false"/>
+          <w:cantSplit/>
         </w:trPr>
         <w:tc>
           <w:tcPr>
@@ -14594,6 +14642,7 @@
       <w:tr>
         <w:trPr>
           <w:tblHeader w:val="false"/>
+          <w:cantSplit/>
         </w:trPr>
         <w:tc>
           <w:tcPr>
@@ -14701,6 +14750,7 @@
       <w:tr>
         <w:trPr>
           <w:tblHeader w:val="false"/>
+          <w:cantSplit/>
         </w:trPr>
         <w:tc>
           <w:tcPr>
@@ -14808,6 +14858,7 @@
       <w:tr>
         <w:trPr>
           <w:tblHeader w:val="false"/>
+          <w:cantSplit/>
         </w:trPr>
         <w:tc>
           <w:tcPr>
@@ -15239,6 +15290,7 @@
       <w:tr>
         <w:trPr>
           <w:tblHeader/>
+          <w:cantSplit/>
         </w:trPr>
         <w:tc>
           <w:tcPr>
@@ -15384,6 +15436,7 @@
       <w:tr>
         <w:trPr>
           <w:tblHeader w:val="false"/>
+          <w:cantSplit/>
         </w:trPr>
         <w:tc>
           <w:tcPr>
@@ -15576,6 +15629,7 @@
       <w:tr>
         <w:trPr>
           <w:tblHeader w:val="false"/>
+          <w:cantSplit/>
         </w:trPr>
         <w:tc>
           <w:tcPr>
@@ -15751,6 +15805,7 @@
       <w:tr>
         <w:trPr>
           <w:tblHeader w:val="false"/>
+          <w:cantSplit/>
         </w:trPr>
         <w:tc>
           <w:tcPr>
@@ -15909,6 +15964,7 @@
       <w:tr>
         <w:trPr>
           <w:tblHeader w:val="false"/>
+          <w:cantSplit/>
         </w:trPr>
         <w:tc>
           <w:tcPr>
@@ -16118,6 +16174,7 @@
       <w:tr>
         <w:trPr>
           <w:tblHeader w:val="false"/>
+          <w:cantSplit/>
         </w:trPr>
         <w:tc>
           <w:tcPr>
@@ -16367,6 +16424,7 @@
       <w:tr>
         <w:trPr>
           <w:tblHeader/>
+          <w:cantSplit/>
         </w:trPr>
         <w:tc>
           <w:tcPr>
@@ -16477,6 +16535,7 @@
       <w:tr>
         <w:trPr>
           <w:tblHeader w:val="false"/>
+          <w:cantSplit/>
         </w:trPr>
         <w:tc>
           <w:tcPr>
@@ -16601,6 +16660,7 @@
       <w:tr>
         <w:trPr>
           <w:tblHeader w:val="false"/>
+          <w:cantSplit/>
         </w:trPr>
         <w:tc>
           <w:tcPr>
@@ -16725,6 +16785,7 @@
       <w:tr>
         <w:trPr>
           <w:tblHeader w:val="false"/>
+          <w:cantSplit/>
         </w:trPr>
         <w:tc>
           <w:tcPr>
@@ -16849,6 +16910,7 @@
       <w:tr>
         <w:trPr>
           <w:tblHeader w:val="false"/>
+          <w:cantSplit/>
         </w:trPr>
         <w:tc>
           <w:tcPr>
@@ -17030,6 +17092,7 @@
       <w:tr>
         <w:trPr>
           <w:tblHeader/>
+          <w:cantSplit/>
         </w:trPr>
         <w:tc>
           <w:tcPr>
@@ -17140,6 +17203,7 @@
       <w:tr>
         <w:trPr>
           <w:tblHeader w:val="false"/>
+          <w:cantSplit/>
         </w:trPr>
         <w:tc>
           <w:tcPr>
@@ -17281,6 +17345,7 @@
       <w:tr>
         <w:trPr>
           <w:tblHeader w:val="false"/>
+          <w:cantSplit/>
         </w:trPr>
         <w:tc>
           <w:tcPr>
@@ -17405,6 +17470,7 @@
       <w:tr>
         <w:trPr>
           <w:tblHeader w:val="false"/>
+          <w:cantSplit/>
         </w:trPr>
         <w:tc>
           <w:tcPr>
@@ -17529,6 +17595,7 @@
       <w:tr>
         <w:trPr>
           <w:tblHeader w:val="false"/>
+          <w:cantSplit/>
         </w:trPr>
         <w:tc>
           <w:tcPr>
@@ -17726,6 +17793,7 @@
       <w:tr>
         <w:trPr>
           <w:tblHeader/>
+          <w:cantSplit/>
         </w:trPr>
         <w:tc>
           <w:tcPr>
@@ -17801,6 +17869,7 @@
       <w:tr>
         <w:trPr>
           <w:tblHeader w:val="false"/>
+          <w:cantSplit/>
         </w:trPr>
         <w:tc>
           <w:tcPr>
@@ -17891,6 +17960,7 @@
       <w:tr>
         <w:trPr>
           <w:tblHeader w:val="false"/>
+          <w:cantSplit/>
         </w:trPr>
         <w:tc>
           <w:tcPr>
@@ -17981,6 +18051,7 @@
       <w:tr>
         <w:trPr>
           <w:tblHeader w:val="false"/>
+          <w:cantSplit/>
         </w:trPr>
         <w:tc>
           <w:tcPr>
@@ -18071,6 +18142,7 @@
       <w:tr>
         <w:trPr>
           <w:tblHeader w:val="false"/>
+          <w:cantSplit/>
         </w:trPr>
         <w:tc>
           <w:tcPr>
@@ -18144,6 +18216,7 @@
       <w:tr>
         <w:trPr>
           <w:tblHeader w:val="false"/>
+          <w:cantSplit/>
         </w:trPr>
         <w:tc>
           <w:tcPr>
@@ -18284,7 +18357,7 @@
           <w:sz w:val="21"/>
           <w:szCs w:val="21"/>
         </w:rPr>
-        <w:t xml:space="preserve">The practice records here the subscription tier it holds for each application in Part A, because the tier governs what is available and what is not. The common case, and the premise on which the rest of this Part is written, is a business or team subscription on which a zero retention arrangement is not offered. On such a tier retention by the supplier is a fixed period, commonly thirty days, and cannot be shortened by configuration. This is recorded here rather than in the body of the policy because it changes if the practice changes tier.</w:t>
+        <w:t>This Part is a worked example of one deployment, not a statement of the adopting practice's arrangements. Replace the tier, endpoint, region, retention and logging facts against the executed agreement and the observed deployment before adoption. The practice records here the subscription tier it holds for each application in Part A, because the tier governs what is available and what is not. The common case, and the premise on which the rest of this Part is written, is a business or team subscription on which a zero retention arrangement is not offered. On such a tier retention by the supplier is a fixed period, commonly thirty days, and cannot be shortened by configuration. This is recorded here rather than in the body of the policy because it changes if the practice changes tier.</w:t>
       </w:r>
     </w:p>
     <w:p>
@@ -18360,7 +18433,7 @@
           <w:sz w:val="21"/>
           <w:szCs w:val="21"/>
         </w:rPr>
-        <w:t xml:space="preserve">Some surfaces are absent on a business or team subscription, which narrows the exposure rather than widening it. In the case of one widely used assistant, screen control, by which the tool operates the applications on a workstation directly, and the facility that dispatches work from a telephone to a session running on a desktop, are both unavailable on its team and enterprise subscriptions and require a personal subscription instead. Where a practice relies on the absence of a feature, the supplier's documentation stating it is held in the evidence file.</w:t>
+        <w:t>Feature availability, including computer control and remote sessions, varies by product, account and release. Do not treat a feature as absent on the strength of a plan name. Record the current supplier evidence and verify the administrator controls for the actual deployment before relying on a feature restriction.</w:t>
       </w:r>
     </w:p>
     <w:p>
@@ -18417,7 +18490,7 @@
           <w:sz w:val="21"/>
           <w:szCs w:val="21"/>
         </w:rPr>
-        <w:t xml:space="preserve">Non-essential traffic is disabled through CLAUDE_CODE_DISABLE_NONESSENTIAL_TRAFFIC, with DISABLE_TELEMETRY, DISABLE_ERROR_REPORTING, DISABLE_FEEDBACK_COMMAND and CLAUDE_CODE_DISABLE_FEEDBACK_SURVEY set individually so the position survives a change in what the first variable covers. The feedback, bug and share commands transmit conversation history including file contents and are retained for five years, and an accepted transcript share uploads the session log for up to six months; both channels must be closed.</w:t>
+        <w:t>The managed reference settings set CLAUDE_CODE_DISABLE_NONESSENTIAL_TRAFFIC, DISABLE_FEEDBACK_COMMAND and CLAUDE_CODE_DISABLE_FEEDBACK_SURVEY to 1. Metadata export to the approved collector is enabled separately. The personal convenience file also disables telemetry and error reporting and is not a substitute for managed deployment. Supplier-side retention and exceptions must be verified in the evidence file; client switches do not establish contractual retention.</w:t>
       </w:r>
     </w:p>
     <w:p>
@@ -18474,7 +18547,7 @@
           <w:sz w:val="21"/>
           <w:szCs w:val="21"/>
         </w:rPr>
-        <w:t xml:space="preserve">Telemetry to the practice collector is enabled through CLAUDE_CODE_ENABLE_TELEMETRY together with the exporter, endpoint and protocol variables. Content is gated separately and is redacted unless the gate is set: OTEL_LOG_USER_PROMPTS, OTEL_LOG_ASSISTANT_RESPONSES, OTEL_LOG_TOOL_DETAILS and OTEL_LOG_TOOL_CONTENT each govern a category. The practice leaves all four unset, so the collector evidences transmission and not content, and the content record is made under clause 17. Two features of those gates matter. The assistant response gate follows the prompt gate when it is left unset, so enabling prompt content also enables response content unless the response gate is expressly set to zero. And where sign-in is by OAuth the user email appears in telemetry attributes, which the collector's own retention must account for. If content logging is ever enabled, clause 17.4 applies to the collector.</w:t>
+        <w:t>Telemetry to the approved collector is enabled through CLAUDE_CODE_ENABLE_TELEMETRY together with exporter, base endpoint and protocol variables. The managed template explicitly sets OTEL_LOG_USER_PROMPTS, OTEL_LOG_ASSISTANT_RESPONSES, OTEL_LOG_TOOL_DETAILS, OTEL_LOG_TOOL_CONTENT and OTEL_LOG_RAW_API_BODIES to 0. Leaving these unset can inherit content logging from another source. The collector records metadata, not a verbatim conversation. OAuth identity attributes may still be present and must be covered by the collector's retention and access controls. CLAUDE_CODE_SUBPROCESS_ENV_SCRUB is enabled to reduce child-process credential exposure. Verify the actual emitted data after deployment; client configuration is not evidence of supplier retention.</w:t>
       </w:r>
     </w:p>
     <w:p>
@@ -18494,6 +18567,14 @@
           <w:szCs w:val="21"/>
         </w:rPr>
         <w:t xml:space="preserve">Where a zero retention arrangement is not available on the tier the practice holds, the settings in this Part are the whole of the control. The variables that disable the feedback, bug and share commands and the session survey must be in force before Claude Code is used on any client matter, and the practice's own OpenTelemetry collector must be configured, because between them they close the long-retention channels and supply the transmission record that nothing else on this tier provides. See Part E.</w:t>
+      </w:r>
+    </w:p>
+    <w:p>
+      <w:pPr>
+        <w:spacing w:after="100"/>
+      </w:pPr>
+      <w:r>
+        <w:t>The matter guard is a separate command hook in hooks/matter-guard.js. CLAUDE_MATTER_ROOTS identifies parent directories whose direct children are matters. The template uses warn mode for synthetic observation; rendered deployment settings require enforce mode. A session binds to one matter and SessionEnd copies its transcript to that matter's _ai-record folder unless an approved central record root is configured. The hook does not parse shell commands or replace operating-system isolation. Native Windows has no supported containment boundary for confidential matters. Confirm the installed hook, effective settings and approved host isolation before relying on these controls.</w:t>
       </w:r>
     </w:p>
     <w:p>
@@ -18853,6 +18934,7 @@
       <w:tr>
         <w:trPr>
           <w:tblHeader/>
+          <w:cantSplit/>
         </w:trPr>
         <w:tc>
           <w:tcPr>
@@ -18928,6 +19010,7 @@
       <w:tr>
         <w:trPr>
           <w:tblHeader w:val="false"/>
+          <w:cantSplit/>
         </w:trPr>
         <w:tc>
           <w:tcPr>
@@ -19001,6 +19084,7 @@
       <w:tr>
         <w:trPr>
           <w:tblHeader w:val="false"/>
+          <w:cantSplit/>
         </w:trPr>
         <w:tc>
           <w:tcPr>
@@ -19074,6 +19158,7 @@
       <w:tr>
         <w:trPr>
           <w:tblHeader w:val="false"/>
+          <w:cantSplit/>
         </w:trPr>
         <w:tc>
           <w:tcPr>
